--- a/demo/online/notice-通知/20260404-关于开展“我的刀盾”传播素材整理工作的通知-v01.docx
+++ b/demo/online/notice-通知/20260404-关于开展“我的刀盾”传播素材整理工作的通知-v01.docx
@@ -47,6 +47,7 @@
     </w:p>
     <w:p>
       <w:pPr>
+        <w:ind w:leftChars="200" w:left="632"/>
         <w:spacing w:before="0" w:after="0" w:line="580" w:lineRule="exact"/>
       </w:pPr>
       <w:r>
@@ -60,6 +61,7 @@
     </w:p>
     <w:p>
       <w:pPr>
+        <w:ind w:leftChars="200" w:left="632"/>
         <w:spacing w:before="0" w:after="0" w:line="580" w:lineRule="exact"/>
       </w:pPr>
       <w:r>
@@ -73,6 +75,7 @@
     </w:p>
     <w:p>
       <w:pPr>
+        <w:ind w:leftChars="200" w:left="632"/>
         <w:spacing w:before="0" w:after="0" w:line="580" w:lineRule="exact"/>
       </w:pPr>
       <w:r>
@@ -143,6 +146,9 @@
       </w:r>
     </w:p>
     <w:sectPr>
+      <w:footerReference w:type="default" r:id="rId3"/>
+      <w:titlePg/>
+      <w:pgNumType w:start="1"/>
       <w:pgSz w:w="11906" w:h="16838"/>
       <w:pgMar w:top="2098" w:right="1474" w:bottom="1984" w:left="1587" w:header="720" w:footer="720" w:gutter="0"/>
     </w:sectPr>
@@ -150,6 +156,67 @@
 </w:document>
 </file>
 
+<file path=word/footer1.xml><?xml version="1.0" encoding="utf-8"?>
+<w:ftr xmlns:w="http://schemas.openxmlformats.org/wordprocessingml/2006/main">
+  <w:p>
+    <w:pPr>
+      <w:jc w:val="center"/>
+    </w:pPr>
+    <w:r>
+      <w:rPr>
+        <w:rFonts w:ascii="仿宋_GB2312" w:hAnsi="仿宋_GB2312" w:eastAsia="仿宋_GB2312" w:cs="仿宋_GB2312"/>
+        <w:sz w:val="28"/>
+        <w:szCs w:val="28"/>
+      </w:rPr>
+      <w:t>— </w:t>
+    </w:r>
+    <w:r>
+      <w:rPr>
+        <w:rFonts w:ascii="仿宋_GB2312" w:hAnsi="仿宋_GB2312" w:eastAsia="仿宋_GB2312" w:cs="仿宋_GB2312"/>
+        <w:sz w:val="28"/>
+        <w:szCs w:val="28"/>
+      </w:rPr>
+      <w:fldChar w:fldCharType="begin"/>
+    </w:r>
+    <w:r>
+      <w:instrText xml:space="preserve"> PAGE </w:instrText>
+    </w:r>
+    <w:r>
+      <w:rPr>
+        <w:rFonts w:ascii="仿宋_GB2312" w:hAnsi="仿宋_GB2312" w:eastAsia="仿宋_GB2312" w:cs="仿宋_GB2312"/>
+        <w:sz w:val="28"/>
+        <w:szCs w:val="28"/>
+      </w:rPr>
+      <w:fldChar w:fldCharType="separate"/>
+    </w:r>
+    <w:r>
+      <w:rPr>
+        <w:rFonts w:ascii="仿宋_GB2312" w:hAnsi="仿宋_GB2312" w:eastAsia="仿宋_GB2312" w:cs="仿宋_GB2312"/>
+        <w:sz w:val="28"/>
+        <w:szCs w:val="28"/>
+      </w:rPr>
+      <w:t>1</w:t>
+    </w:r>
+    <w:r>
+      <w:rPr>
+        <w:rFonts w:ascii="仿宋_GB2312" w:hAnsi="仿宋_GB2312" w:eastAsia="仿宋_GB2312" w:cs="仿宋_GB2312"/>
+        <w:sz w:val="28"/>
+        <w:szCs w:val="28"/>
+      </w:rPr>
+      <w:fldChar w:fldCharType="end"/>
+    </w:r>
+    <w:r>
+      <w:rPr>
+        <w:rFonts w:ascii="仿宋_GB2312" w:hAnsi="仿宋_GB2312" w:eastAsia="仿宋_GB2312" w:cs="仿宋_GB2312"/>
+        <w:sz w:val="28"/>
+        <w:szCs w:val="28"/>
+      </w:rPr>
+      <w:t> —</w:t>
+    </w:r>
+  </w:p>
+</w:ftr>
+</file>
+
 <file path=word/styles.xml><?xml version="1.0" encoding="utf-8"?>
 <w:styles xmlns:w="http://schemas.openxmlformats.org/wordprocessingml/2006/main">
   <w:docDefaults>

--- a/demo/online/notice-通知/20260404-关于开展“我的刀盾”传播素材整理工作的通知-v01.docx
+++ b/demo/online/notice-通知/20260404-关于开展“我的刀盾”传播素材整理工作的通知-v01.docx
@@ -47,7 +47,7 @@
     </w:p>
     <w:p>
       <w:pPr>
-        <w:ind w:leftChars="200" w:left="632"/>
+        <w:ind w:firstLineChars="200" w:firstLine="632"/>
         <w:spacing w:before="0" w:after="0" w:line="580" w:lineRule="exact"/>
       </w:pPr>
       <w:r>
@@ -61,7 +61,7 @@
     </w:p>
     <w:p>
       <w:pPr>
-        <w:ind w:leftChars="200" w:left="632"/>
+        <w:ind w:firstLineChars="200" w:firstLine="632"/>
         <w:spacing w:before="0" w:after="0" w:line="580" w:lineRule="exact"/>
       </w:pPr>
       <w:r>
@@ -75,7 +75,7 @@
     </w:p>
     <w:p>
       <w:pPr>
-        <w:ind w:leftChars="200" w:left="632"/>
+        <w:ind w:firstLineChars="200" w:firstLine="632"/>
         <w:spacing w:before="0" w:after="0" w:line="580" w:lineRule="exact"/>
       </w:pPr>
       <w:r>

--- a/demo/online/notice-通知/20260404-关于开展“我的刀盾”传播素材整理工作的通知-v01.docx
+++ b/demo/online/notice-通知/20260404-关于开展“我的刀盾”传播素材整理工作的通知-v01.docx
@@ -5,7 +5,7 @@
     <w:p>
       <w:pPr>
         <w:jc w:val="center"/>
-        <w:spacing w:before="0" w:after="580" w:line="580" w:lineRule="exact"/>
+        <w:spacing w:before="0" w:after="579" w:line="579" w:lineRule="exact"/>
       </w:pPr>
       <w:r>
         <w:rPr>
@@ -20,7 +20,7 @@
     </w:p>
     <w:p>
       <w:pPr>
-        <w:spacing w:before="0" w:after="580" w:line="580" w:lineRule="exact"/>
+        <w:spacing w:before="0" w:after="0" w:line="579" w:lineRule="exact"/>
       </w:pPr>
       <w:r>
         <w:rPr>
@@ -34,7 +34,7 @@
     <w:p>
       <w:pPr>
         <w:ind w:firstLineChars="200" w:firstLine="632"/>
-        <w:spacing w:before="0" w:after="0" w:line="580" w:lineRule="exact"/>
+        <w:spacing w:before="0" w:after="0" w:line="579" w:lineRule="exact"/>
       </w:pPr>
       <w:r>
         <w:rPr>
@@ -48,7 +48,7 @@
     <w:p>
       <w:pPr>
         <w:ind w:firstLineChars="200" w:firstLine="632"/>
-        <w:spacing w:before="0" w:after="0" w:line="580" w:lineRule="exact"/>
+        <w:spacing w:before="0" w:after="0" w:line="579" w:lineRule="exact"/>
       </w:pPr>
       <w:r>
         <w:rPr>
@@ -62,7 +62,7 @@
     <w:p>
       <w:pPr>
         <w:ind w:firstLineChars="200" w:firstLine="632"/>
-        <w:spacing w:before="0" w:after="0" w:line="580" w:lineRule="exact"/>
+        <w:spacing w:before="0" w:after="0" w:line="579" w:lineRule="exact"/>
       </w:pPr>
       <w:r>
         <w:rPr>
@@ -76,7 +76,7 @@
     <w:p>
       <w:pPr>
         <w:ind w:firstLineChars="200" w:firstLine="632"/>
-        <w:spacing w:before="0" w:after="0" w:line="580" w:lineRule="exact"/>
+        <w:spacing w:before="0" w:after="0" w:line="579" w:lineRule="exact"/>
       </w:pPr>
       <w:r>
         <w:rPr>
@@ -90,7 +90,7 @@
     <w:p>
       <w:pPr>
         <w:ind w:firstLineChars="200" w:firstLine="632"/>
-        <w:spacing w:before="0" w:after="0" w:line="580" w:lineRule="exact"/>
+        <w:spacing w:before="0" w:after="0" w:line="579" w:lineRule="exact"/>
       </w:pPr>
       <w:r>
         <w:rPr>
@@ -105,7 +105,7 @@
       <w:pPr>
         <w:jc w:val="right"/>
         <w:ind w:rightChars="200" w:right="632"/>
-        <w:spacing w:before="1740" w:after="0" w:line="580" w:lineRule="exact"/>
+        <w:spacing w:before="1740" w:after="0" w:line="579" w:lineRule="exact"/>
       </w:pPr>
       <w:r>
         <w:rPr>
@@ -120,7 +120,7 @@
       <w:pPr>
         <w:jc w:val="right"/>
         <w:ind w:rightChars="400" w:right="1264"/>
-        <w:spacing w:before="0" w:after="0" w:line="580" w:lineRule="exact"/>
+        <w:spacing w:before="0" w:after="0" w:line="579" w:lineRule="exact"/>
       </w:pPr>
       <w:r>
         <w:rPr>
@@ -134,7 +134,7 @@
     <w:p>
       <w:pPr>
         <w:ind w:leftChars="200" w:left="632"/>
-        <w:spacing w:before="0" w:after="0" w:line="580" w:lineRule="exact"/>
+        <w:spacing w:before="0" w:after="0" w:line="579" w:lineRule="exact"/>
       </w:pPr>
       <w:r>
         <w:rPr>
@@ -229,7 +229,7 @@
     </w:rPrDefault>
     <w:pPrDefault>
       <w:pPr>
-        <w:spacing w:line="580" w:lineRule="exact"/>
+        <w:spacing w:line="579" w:lineRule="exact"/>
       </w:pPr>
     </w:pPrDefault>
   </w:docDefaults>

--- a/demo/online/notice-通知/20260404-关于开展“我的刀盾”传播素材整理工作的通知-v01.docx
+++ b/demo/online/notice-通知/20260404-关于开展“我的刀盾”传播素材整理工作的通知-v01.docx
@@ -85,6 +85,89 @@
           <w:szCs w:val="32"/>
         </w:rPr>
         <w:t xml:space="preserve">三、有关要求。一是压实责任分工。各有关单位要明确具体负责人员，按要求完成素材收集、核对和整理工作。二是严格信息边界。对未经核实的播放量、排名、商业数据和二手截图，不得直接写入正式整理材料；涉及“火爆”“爆红”等表述时，应以公开网页可支撑的事实为依据。三是坚持正向引导。对“我的刀盾”相关内容的整理和使用，应优先突出其轻松、可爱、积极互动的传播特点，避免使用容易引发歧义、夸张或失真的表述。</w:t>
+      </w:r>
+    </w:p>
+    <w:p>
+      <w:pPr>
+        <w:spacing w:before="0" w:after="0" w:line="579" w:lineRule="exact"/>
+      </w:pPr>
+      <w:r>
+        <w:rPr>
+          <w:rFonts w:ascii="黑体" w:hAnsi="黑体" w:eastAsia="黑体" w:cs="黑体"/>
+          <w:sz w:val="32"/>
+          <w:szCs w:val="32"/>
+        </w:rPr>
+        <w:t xml:space="preserve">附件1（可选）</w:t>
+      </w:r>
+    </w:p>
+    <w:p>
+      <w:pPr>
+        <w:ind w:firstLineChars="200" w:firstLine="632"/>
+        <w:spacing w:before="0" w:after="0" w:line="579" w:lineRule="exact"/>
+      </w:pPr>
+      <w:r>
+        <w:rPr>
+          <w:rFonts w:ascii="仿宋_GB2312" w:hAnsi="仿宋_GB2312" w:eastAsia="仿宋_GB2312" w:cs="仿宋_GB2312"/>
+          <w:sz w:val="32"/>
+          <w:szCs w:val="32"/>
+        </w:rPr>
+        <w:t xml:space="preserve">图1：我的刀盾示意图</w:t>
+      </w:r>
+    </w:p>
+    <w:p>
+      <w:pPr>
+        <w:jc w:val="center"/>
+      </w:pPr>
+      <w:r>
+        <w:drawing>
+          <wp:inline xmlns:wp="http://schemas.openxmlformats.org/drawingml/2006/wordprocessingDrawing" distT="0" distB="0" distL="0" distR="0">
+            <wp:extent cx="5215255" cy="3476837"/>
+            <wp:effectExtent l="0" t="0" r="0" b="0"/>
+            <wp:docPr id="1" name="图片 1" descr="图1 我的刀盾示意图"/>
+            <wp:cNvGraphicFramePr>
+              <a:graphicFrameLocks xmlns:a="http://schemas.openxmlformats.org/drawingml/2006/main" noChangeAspect="1"/>
+            </wp:cNvGraphicFramePr>
+            <a:graphic xmlns:a="http://schemas.openxmlformats.org/drawingml/2006/main">
+              <a:graphicData uri="http://schemas.openxmlformats.org/drawingml/2006/picture">
+                <pic:pic xmlns:pic="http://schemas.openxmlformats.org/drawingml/2006/picture">
+                  <pic:nvPicPr>
+                    <pic:cNvPr id="1" name="图1 我的刀盾示意图" descr="图1 我的刀盾示意图"/>
+                    <pic:cNvPicPr/>
+                  </pic:nvPicPr>
+                  <pic:blipFill>
+                    <a:blip r:embed="rId4"/>
+                    <a:stretch>
+                      <a:fillRect/>
+                    </a:stretch>
+                  </pic:blipFill>
+                  <pic:spPr>
+                    <a:xfrm>
+                      <a:off x="0" y="0"/>
+                      <a:ext cx="5215255" cy="3476837"/>
+                    </a:xfrm>
+                    <a:prstGeom prst="rect">
+                      <a:avLst/>
+                    </a:prstGeom>
+                  </pic:spPr>
+                </pic:pic>
+              </a:graphicData>
+            </a:graphic>
+          </wp:inline>
+        </w:drawing>
+      </w:r>
+    </w:p>
+    <w:p>
+      <w:pPr>
+        <w:ind w:firstLineChars="200" w:firstLine="632"/>
+        <w:spacing w:before="0" w:after="0" w:line="579" w:lineRule="exact"/>
+      </w:pPr>
+      <w:r>
+        <w:rPr>
+          <w:rFonts w:ascii="仿宋_GB2312" w:hAnsi="仿宋_GB2312" w:eastAsia="仿宋_GB2312" w:cs="仿宋_GB2312"/>
+          <w:sz w:val="32"/>
+          <w:szCs w:val="32"/>
+        </w:rPr>
+        <w:t xml:space="preserve">说明：供后续素材整理、内部交流和示例展示时参考，仅用于当前通知样例演示附件插图能力。</w:t>
       </w:r>
     </w:p>
     <w:p>

--- a/demo/online/notice-通知/20260404-关于开展“我的刀盾”传播素材整理工作的通知-v01.docx
+++ b/demo/online/notice-通知/20260404-关于开展“我的刀盾”传播素材整理工作的通知-v01.docx
@@ -117,11 +117,12 @@
     <w:p>
       <w:pPr>
         <w:jc w:val="center"/>
+        <w:spacing w:before="120" w:after="120"/>
       </w:pPr>
       <w:r>
         <w:drawing>
           <wp:inline xmlns:wp="http://schemas.openxmlformats.org/drawingml/2006/wordprocessingDrawing" distT="0" distB="0" distL="0" distR="0">
-            <wp:extent cx="5215255" cy="3476837"/>
+            <wp:extent cx="4773930" cy="3182620"/>
             <wp:effectExtent l="0" t="0" r="0" b="0"/>
             <wp:docPr id="1" name="图片 1" descr="图1 我的刀盾示意图"/>
             <wp:cNvGraphicFramePr>
@@ -143,7 +144,7 @@
                   <pic:spPr>
                     <a:xfrm>
                       <a:off x="0" y="0"/>
-                      <a:ext cx="5215255" cy="3476837"/>
+                      <a:ext cx="4773930" cy="3182620"/>
                     </a:xfrm>
                     <a:prstGeom prst="rect">
                       <a:avLst/>

--- a/demo/online/notice-通知/20260404-关于开展“我的刀盾”传播素材整理工作的通知-v01.docx
+++ b/demo/online/notice-通知/20260404-关于开展“我的刀盾”传播素材整理工作的通知-v01.docx
@@ -114,49 +114,73 @@
         <w:t xml:space="preserve">图1：我的刀盾示意图</w:t>
       </w:r>
     </w:p>
-    <w:p>
-      <w:pPr>
+    <w:tbl>
+      <w:tblPr>
+        <w:tblW w:w="0" w:type="auto"/>
         <w:jc w:val="center"/>
-        <w:spacing w:before="120" w:after="120"/>
-      </w:pPr>
-      <w:r>
-        <w:drawing>
-          <wp:inline xmlns:wp="http://schemas.openxmlformats.org/drawingml/2006/wordprocessingDrawing" distT="0" distB="0" distL="0" distR="0">
-            <wp:extent cx="4773930" cy="3182620"/>
-            <wp:effectExtent l="0" t="0" r="0" b="0"/>
-            <wp:docPr id="1" name="图片 1" descr="图1 我的刀盾示意图"/>
-            <wp:cNvGraphicFramePr>
-              <a:graphicFrameLocks xmlns:a="http://schemas.openxmlformats.org/drawingml/2006/main" noChangeAspect="1"/>
-            </wp:cNvGraphicFramePr>
-            <a:graphic xmlns:a="http://schemas.openxmlformats.org/drawingml/2006/main">
-              <a:graphicData uri="http://schemas.openxmlformats.org/drawingml/2006/picture">
-                <pic:pic xmlns:pic="http://schemas.openxmlformats.org/drawingml/2006/picture">
-                  <pic:nvPicPr>
-                    <pic:cNvPr id="1" name="图1 我的刀盾示意图" descr="图1 我的刀盾示意图"/>
-                    <pic:cNvPicPr/>
-                  </pic:nvPicPr>
-                  <pic:blipFill>
-                    <a:blip r:embed="rId4"/>
-                    <a:stretch>
-                      <a:fillRect/>
-                    </a:stretch>
-                  </pic:blipFill>
-                  <pic:spPr>
-                    <a:xfrm>
-                      <a:off x="0" y="0"/>
-                      <a:ext cx="4773930" cy="3182620"/>
-                    </a:xfrm>
-                    <a:prstGeom prst="rect">
-                      <a:avLst/>
-                    </a:prstGeom>
-                  </pic:spPr>
-                </pic:pic>
-              </a:graphicData>
-            </a:graphic>
-          </wp:inline>
-        </w:drawing>
-      </w:r>
-    </w:p>
+        <w:tblBorders>
+          <w:top w:val="nil"/>
+          <w:left w:val="nil"/>
+          <w:bottom w:val="nil"/>
+          <w:right w:val="nil"/>
+          <w:insideH w:val="nil"/>
+          <w:insideV w:val="nil"/>
+        </w:tblBorders>
+      </w:tblPr>
+      <w:tr>
+        <w:trPr>
+          <w:cantSplit/>
+        </w:trPr>
+        <w:tc>
+          <w:tcPr>
+            <w:tcW w:w="0" w:type="auto"/>
+          </w:tcPr>
+          <w:p>
+            <w:pPr>
+              <w:jc w:val="center"/>
+              <w:spacing w:before="120" w:after="120"/>
+            </w:pPr>
+            <w:r>
+              <w:drawing>
+                <wp:inline xmlns:wp="http://schemas.openxmlformats.org/drawingml/2006/wordprocessingDrawing" distT="0" distB="0" distL="0" distR="0">
+                  <wp:extent cx="4773930" cy="3182620"/>
+                  <wp:effectExtent l="0" t="0" r="0" b="0"/>
+                  <wp:docPr id="1" name="图片 1" descr="图1 我的刀盾示意图"/>
+                  <wp:cNvGraphicFramePr>
+                    <a:graphicFrameLocks xmlns:a="http://schemas.openxmlformats.org/drawingml/2006/main" noChangeAspect="1"/>
+                  </wp:cNvGraphicFramePr>
+                  <a:graphic xmlns:a="http://schemas.openxmlformats.org/drawingml/2006/main">
+                    <a:graphicData uri="http://schemas.openxmlformats.org/drawingml/2006/picture">
+                      <pic:pic xmlns:pic="http://schemas.openxmlformats.org/drawingml/2006/picture">
+                        <pic:nvPicPr>
+                          <pic:cNvPr id="1" name="图1 我的刀盾示意图" descr="图1 我的刀盾示意图"/>
+                          <pic:cNvPicPr/>
+                        </pic:nvPicPr>
+                        <pic:blipFill>
+                          <a:blip r:embed="rId4"/>
+                          <a:stretch>
+                            <a:fillRect/>
+                          </a:stretch>
+                        </pic:blipFill>
+                        <pic:spPr>
+                          <a:xfrm>
+                            <a:off x="0" y="0"/>
+                            <a:ext cx="4773930" cy="3182620"/>
+                          </a:xfrm>
+                          <a:prstGeom prst="rect">
+                            <a:avLst/>
+                          </a:prstGeom>
+                        </pic:spPr>
+                      </pic:pic>
+                    </a:graphicData>
+                  </a:graphic>
+                </wp:inline>
+              </w:drawing>
+            </w:r>
+          </w:p>
+        </w:tc>
+      </w:tr>
+    </w:tbl>
     <w:p>
       <w:pPr>
         <w:ind w:firstLineChars="200" w:firstLine="632"/>

--- a/demo/online/notice-通知/20260404-关于开展“我的刀盾”传播素材整理工作的通知-v01.docx
+++ b/demo/online/notice-通知/20260404-关于开展“我的刀盾”传播素材整理工作的通知-v01.docx
@@ -85,6 +85,11 @@
           <w:szCs w:val="32"/>
         </w:rPr>
         <w:t xml:space="preserve">三、有关要求。一是压实责任分工。各有关单位要明确具体负责人员，按要求完成素材收集、核对和整理工作。二是严格信息边界。对未经核实的播放量、排名、商业数据和二手截图，不得直接写入正式整理材料；涉及“火爆”“爆红”等表述时，应以公开网页可支撑的事实为依据。三是坚持正向引导。对“我的刀盾”相关内容的整理和使用，应优先突出其轻松、可爱、积极互动的传播特点，避免使用容易引发歧义、夸张或失真的表述。</w:t>
+      </w:r>
+    </w:p>
+    <w:p>
+      <w:r>
+        <w:br w:type="page"/>
       </w:r>
     </w:p>
     <w:p>

--- a/demo/online/notice-通知/20260404-关于开展“我的刀盾”传播素材整理工作的通知-v01.docx
+++ b/demo/online/notice-通知/20260404-关于开展“我的刀盾”传播素材整理工作的通知-v01.docx
@@ -119,73 +119,49 @@
         <w:t xml:space="preserve">图1：我的刀盾示意图</w:t>
       </w:r>
     </w:p>
-    <w:tbl>
-      <w:tblPr>
-        <w:tblW w:w="0" w:type="auto"/>
+    <w:p>
+      <w:pPr>
         <w:jc w:val="center"/>
-        <w:tblBorders>
-          <w:top w:val="nil"/>
-          <w:left w:val="nil"/>
-          <w:bottom w:val="nil"/>
-          <w:right w:val="nil"/>
-          <w:insideH w:val="nil"/>
-          <w:insideV w:val="nil"/>
-        </w:tblBorders>
-      </w:tblPr>
-      <w:tr>
-        <w:trPr>
-          <w:cantSplit/>
-        </w:trPr>
-        <w:tc>
-          <w:tcPr>
-            <w:tcW w:w="0" w:type="auto"/>
-          </w:tcPr>
-          <w:p>
-            <w:pPr>
-              <w:jc w:val="center"/>
-              <w:spacing w:before="120" w:after="120"/>
-            </w:pPr>
-            <w:r>
-              <w:drawing>
-                <wp:inline xmlns:wp="http://schemas.openxmlformats.org/drawingml/2006/wordprocessingDrawing" distT="0" distB="0" distL="0" distR="0">
-                  <wp:extent cx="4773930" cy="3182620"/>
-                  <wp:effectExtent l="0" t="0" r="0" b="0"/>
-                  <wp:docPr id="1" name="图片 1" descr="图1 我的刀盾示意图"/>
-                  <wp:cNvGraphicFramePr>
-                    <a:graphicFrameLocks xmlns:a="http://schemas.openxmlformats.org/drawingml/2006/main" noChangeAspect="1"/>
-                  </wp:cNvGraphicFramePr>
-                  <a:graphic xmlns:a="http://schemas.openxmlformats.org/drawingml/2006/main">
-                    <a:graphicData uri="http://schemas.openxmlformats.org/drawingml/2006/picture">
-                      <pic:pic xmlns:pic="http://schemas.openxmlformats.org/drawingml/2006/picture">
-                        <pic:nvPicPr>
-                          <pic:cNvPr id="1" name="图1 我的刀盾示意图" descr="图1 我的刀盾示意图"/>
-                          <pic:cNvPicPr/>
-                        </pic:nvPicPr>
-                        <pic:blipFill>
-                          <a:blip r:embed="rId4"/>
-                          <a:stretch>
-                            <a:fillRect/>
-                          </a:stretch>
-                        </pic:blipFill>
-                        <pic:spPr>
-                          <a:xfrm>
-                            <a:off x="0" y="0"/>
-                            <a:ext cx="4773930" cy="3182620"/>
-                          </a:xfrm>
-                          <a:prstGeom prst="rect">
-                            <a:avLst/>
-                          </a:prstGeom>
-                        </pic:spPr>
-                      </pic:pic>
-                    </a:graphicData>
-                  </a:graphic>
-                </wp:inline>
-              </w:drawing>
-            </w:r>
-          </w:p>
-        </w:tc>
-      </w:tr>
-    </w:tbl>
+        <w:spacing w:before="120" w:after="120" w:line="5012" w:lineRule="atLeast"/>
+      </w:pPr>
+      <w:r>
+        <w:drawing>
+          <wp:inline xmlns:wp="http://schemas.openxmlformats.org/drawingml/2006/wordprocessingDrawing" distT="0" distB="0" distL="0" distR="0">
+            <wp:extent cx="4773930" cy="3182620"/>
+            <wp:effectExtent l="0" t="0" r="0" b="0"/>
+            <wp:docPr id="1" name="图片 1" descr="图1 我的刀盾示意图"/>
+            <wp:cNvGraphicFramePr>
+              <a:graphicFrameLocks xmlns:a="http://schemas.openxmlformats.org/drawingml/2006/main" noChangeAspect="1"/>
+            </wp:cNvGraphicFramePr>
+            <a:graphic xmlns:a="http://schemas.openxmlformats.org/drawingml/2006/main">
+              <a:graphicData uri="http://schemas.openxmlformats.org/drawingml/2006/picture">
+                <pic:pic xmlns:pic="http://schemas.openxmlformats.org/drawingml/2006/picture">
+                  <pic:nvPicPr>
+                    <pic:cNvPr id="1" name="图1 我的刀盾示意图" descr="图1 我的刀盾示意图"/>
+                    <pic:cNvPicPr/>
+                  </pic:nvPicPr>
+                  <pic:blipFill>
+                    <a:blip r:embed="rId4"/>
+                    <a:stretch>
+                      <a:fillRect/>
+                    </a:stretch>
+                  </pic:blipFill>
+                  <pic:spPr>
+                    <a:xfrm>
+                      <a:off x="0" y="0"/>
+                      <a:ext cx="4773930" cy="3182620"/>
+                    </a:xfrm>
+                    <a:prstGeom prst="rect">
+                      <a:avLst/>
+                    </a:prstGeom>
+                  </pic:spPr>
+                </pic:pic>
+              </a:graphicData>
+            </a:graphic>
+          </wp:inline>
+        </w:drawing>
+      </w:r>
+    </w:p>
     <w:p>
       <w:pPr>
         <w:ind w:firstLineChars="200" w:firstLine="632"/>

--- a/demo/online/notice-通知/20260404-关于开展“我的刀盾”传播素材整理工作的通知-v01.docx
+++ b/demo/online/notice-通知/20260404-关于开展“我的刀盾”传播素材整理工作的通知-v01.docx
@@ -116,20 +116,20 @@
           <w:sz w:val="32"/>
           <w:szCs w:val="32"/>
         </w:rPr>
-        <w:t xml:space="preserve">图1：我的刀盾示意图</w:t>
+        <w:t xml:space="preserve">图1：我的刀盾公开传播主图</w:t>
       </w:r>
     </w:p>
     <w:p>
       <w:pPr>
         <w:jc w:val="center"/>
-        <w:spacing w:before="120" w:after="120" w:line="5012" w:lineRule="atLeast"/>
+        <w:spacing w:before="120" w:after="120" w:line="4505" w:lineRule="atLeast"/>
       </w:pPr>
       <w:r>
         <w:drawing>
           <wp:inline xmlns:wp="http://schemas.openxmlformats.org/drawingml/2006/wordprocessingDrawing" distT="0" distB="0" distL="0" distR="0">
-            <wp:extent cx="4773930" cy="3182620"/>
+            <wp:extent cx="4773930" cy="2860358"/>
             <wp:effectExtent l="0" t="0" r="0" b="0"/>
-            <wp:docPr id="1" name="图片 1" descr="图1 我的刀盾示意图"/>
+            <wp:docPr id="1" name="图片 1" descr="图1 我的刀盾公开传播主图"/>
             <wp:cNvGraphicFramePr>
               <a:graphicFrameLocks xmlns:a="http://schemas.openxmlformats.org/drawingml/2006/main" noChangeAspect="1"/>
             </wp:cNvGraphicFramePr>
@@ -137,7 +137,7 @@
               <a:graphicData uri="http://schemas.openxmlformats.org/drawingml/2006/picture">
                 <pic:pic xmlns:pic="http://schemas.openxmlformats.org/drawingml/2006/picture">
                   <pic:nvPicPr>
-                    <pic:cNvPr id="1" name="图1 我的刀盾示意图" descr="图1 我的刀盾示意图"/>
+                    <pic:cNvPr id="1" name="图1 我的刀盾公开传播主图" descr="图1 我的刀盾公开传播主图"/>
                     <pic:cNvPicPr/>
                   </pic:nvPicPr>
                   <pic:blipFill>
@@ -149,7 +149,7 @@
                   <pic:spPr>
                     <a:xfrm>
                       <a:off x="0" y="0"/>
-                      <a:ext cx="4773930" cy="3182620"/>
+                      <a:ext cx="4773930" cy="2860358"/>
                     </a:xfrm>
                     <a:prstGeom prst="rect">
                       <a:avLst/>
@@ -173,7 +173,9 @@
           <w:sz w:val="32"/>
           <w:szCs w:val="32"/>
         </w:rPr>
-        <w:t xml:space="preserve">说明：供后续素材整理、内部交流和示例展示时参考，仅用于当前通知样例演示附件插图能力。</w:t>
+        <w:t xml:space="preserve">说明：供后续素材整理、内部交流和示例展示时参考。该图引自当前公开传播中较常见的“我的刀盾”图片页面，仅用于当前通知样例演示附件插图能力。</w:t>
+        <w:br/>
+        <w:t xml:space="preserve">来源：https://knowyourmeme.com/photos/3227581-drog-wo-de-dao-dun-cheems-frog</w:t>
       </w:r>
     </w:p>
     <w:p>

--- a/demo/online/notice-通知/20260404-关于开展“我的刀盾”传播素材整理工作的通知-v01.docx
+++ b/demo/online/notice-通知/20260404-关于开展“我的刀盾”传播素材整理工作的通知-v01.docx
@@ -261,41 +261,16 @@
       </w:rPr>
       <w:t>— </w:t>
     </w:r>
-    <w:r>
-      <w:rPr>
-        <w:rFonts w:ascii="仿宋_GB2312" w:hAnsi="仿宋_GB2312" w:eastAsia="仿宋_GB2312" w:cs="仿宋_GB2312"/>
-        <w:sz w:val="28"/>
-        <w:szCs w:val="28"/>
-      </w:rPr>
-      <w:fldChar w:fldCharType="begin"/>
-    </w:r>
-    <w:r>
-      <w:instrText xml:space="preserve"> PAGE </w:instrText>
-    </w:r>
-    <w:r>
-      <w:rPr>
-        <w:rFonts w:ascii="仿宋_GB2312" w:hAnsi="仿宋_GB2312" w:eastAsia="仿宋_GB2312" w:cs="仿宋_GB2312"/>
-        <w:sz w:val="28"/>
-        <w:szCs w:val="28"/>
-      </w:rPr>
-      <w:fldChar w:fldCharType="separate"/>
-    </w:r>
-    <w:r>
-      <w:rPr>
-        <w:rFonts w:ascii="仿宋_GB2312" w:hAnsi="仿宋_GB2312" w:eastAsia="仿宋_GB2312" w:cs="仿宋_GB2312"/>
-        <w:sz w:val="28"/>
-        <w:szCs w:val="28"/>
-      </w:rPr>
-      <w:t>1</w:t>
-    </w:r>
-    <w:r>
-      <w:rPr>
-        <w:rFonts w:ascii="仿宋_GB2312" w:hAnsi="仿宋_GB2312" w:eastAsia="仿宋_GB2312" w:cs="仿宋_GB2312"/>
-        <w:sz w:val="28"/>
-        <w:szCs w:val="28"/>
-      </w:rPr>
-      <w:fldChar w:fldCharType="end"/>
-    </w:r>
+    <w:fldSimple w:instr=" PAGE ">
+      <w:r>
+        <w:rPr>
+          <w:rFonts w:ascii="仿宋_GB2312" w:hAnsi="仿宋_GB2312" w:eastAsia="仿宋_GB2312" w:cs="仿宋_GB2312"/>
+          <w:sz w:val="28"/>
+          <w:szCs w:val="28"/>
+        </w:rPr>
+        <w:t>1</w:t>
+      </w:r>
+    </w:fldSimple>
     <w:r>
       <w:rPr>
         <w:rFonts w:ascii="仿宋_GB2312" w:hAnsi="仿宋_GB2312" w:eastAsia="仿宋_GB2312" w:cs="仿宋_GB2312"/>

--- a/demo/online/notice-通知/20260404-关于开展“我的刀盾”传播素材整理工作的通知-v01.docx
+++ b/demo/online/notice-通知/20260404-关于开展“我的刀盾”传播素材整理工作的通知-v01.docx
@@ -241,7 +241,7 @@
       <w:titlePg/>
       <w:pgNumType w:start="1"/>
       <w:pgSz w:w="11906" w:h="16838"/>
-      <w:pgMar w:top="2098" w:right="1474" w:bottom="1984" w:left="1587" w:header="720" w:footer="720" w:gutter="0"/>
+      <w:pgMar w:top="2098" w:right="1474" w:bottom="1984" w:left="1587" w:header="720" w:footer="1587" w:gutter="0"/>
     </w:sectPr>
   </w:body>
 </w:document>
@@ -255,7 +255,7 @@
     </w:pPr>
     <w:r>
       <w:rPr>
-        <w:rFonts w:ascii="仿宋_GB2312" w:hAnsi="仿宋_GB2312" w:eastAsia="仿宋_GB2312" w:cs="仿宋_GB2312"/>
+        <w:rFonts w:ascii="宋体" w:hAnsi="宋体" w:eastAsia="宋体" w:cs="宋体"/>
         <w:sz w:val="28"/>
         <w:szCs w:val="28"/>
       </w:rPr>
@@ -264,7 +264,7 @@
     <w:fldSimple w:instr=" PAGE ">
       <w:r>
         <w:rPr>
-          <w:rFonts w:ascii="仿宋_GB2312" w:hAnsi="仿宋_GB2312" w:eastAsia="仿宋_GB2312" w:cs="仿宋_GB2312"/>
+          <w:rFonts w:ascii="宋体" w:hAnsi="宋体" w:eastAsia="宋体" w:cs="宋体"/>
           <w:sz w:val="28"/>
           <w:szCs w:val="28"/>
         </w:rPr>
@@ -273,7 +273,7 @@
     </w:fldSimple>
     <w:r>
       <w:rPr>
-        <w:rFonts w:ascii="仿宋_GB2312" w:hAnsi="仿宋_GB2312" w:eastAsia="仿宋_GB2312" w:cs="仿宋_GB2312"/>
+        <w:rFonts w:ascii="宋体" w:hAnsi="宋体" w:eastAsia="宋体" w:cs="宋体"/>
         <w:sz w:val="28"/>
         <w:szCs w:val="28"/>
       </w:rPr>
